--- a/testakten/sanierungsgewinn-insolvenzplan-grossbach-druckguss-erfurt-2026/13_iv_haftung_60_inso_und_steuerberater_haftung.docx
+++ b/testakten/sanierungsgewinn-insolvenzplan-grossbach-druckguss-erfurt-2026/13_iv_haftung_60_inso_und_steuerberater_haftung.docx
@@ -5,49 +5,73 @@
     <w:p>
       <w:pPr>
         <w:pStyle w:val="Heading1"/>
+        <w:spacing w:after="160" w:line="259" w:lineRule="auto"/>
       </w:pPr>
       <w:r>
         <w:rPr>
           <w:rFonts w:ascii="Times New Roman" w:hAnsi="Times New Roman"/>
+          <w:b/>
+          <w:sz w:val="28"/>
         </w:rPr>
         <w:t>13 IV-Haftung § 60 InsO und StB-Haftung (§ 280 BGB) — Risikomemo</w:t>
       </w:r>
     </w:p>
     <w:p>
       <w:pPr>
+        <w:spacing w:before="120" w:after="60" w:line="259" w:lineRule="auto"/>
         <w:jc w:val="left"/>
       </w:pPr>
       <w:r>
         <w:rPr>
+          <w:rFonts w:ascii="Times New Roman" w:hAnsi="Times New Roman"/>
           <w:b/>
+          <w:sz w:val="22"/>
         </w:rPr>
         <w:t>Verfasser:</w:t>
       </w:r>
       <w:r>
+        <w:rPr>
+          <w:rFonts w:ascii="Times New Roman" w:hAnsi="Times New Roman"/>
+          <w:b/>
+          <w:sz w:val="22"/>
+        </w:rPr>
         <w:t xml:space="preserve"> Sozietät Drosselberg &amp; Partner, intern</w:t>
       </w:r>
     </w:p>
     <w:p>
       <w:pPr>
+        <w:spacing w:before="120" w:after="60" w:line="259" w:lineRule="auto"/>
         <w:jc w:val="left"/>
       </w:pPr>
       <w:r>
         <w:rPr>
-          <w:b/>
+          <w:rFonts w:ascii="Times New Roman" w:hAnsi="Times New Roman"/>
+          <w:b w:val="0"/>
+          <w:i w:val="0"/>
+          <w:sz w:val="22"/>
         </w:rPr>
         <w:t>Datum:</w:t>
       </w:r>
       <w:r>
+        <w:rPr>
+          <w:rFonts w:ascii="Times New Roman" w:hAnsi="Times New Roman"/>
+          <w:b w:val="0"/>
+          <w:i w:val="0"/>
+          <w:sz w:val="22"/>
+        </w:rPr>
         <w:t xml:space="preserve"> 14.07.2026</w:t>
       </w:r>
     </w:p>
     <w:p>
       <w:pPr>
         <w:pStyle w:val="Heading2"/>
+        <w:spacing w:before="120" w:after="60" w:line="259" w:lineRule="auto"/>
       </w:pPr>
       <w:r>
         <w:rPr>
           <w:rFonts w:ascii="Times New Roman" w:hAnsi="Times New Roman"/>
+          <w:b/>
+          <w:sz w:val="22"/>
         </w:rPr>
         <w:t>I. Sachstand</w:t>
       </w:r>
@@ -55,6 +79,7 @@
     <w:p>
       <w:pPr>
         <w:pStyle w:val="ListBullet"/>
+        <w:spacing w:line="259" w:lineRule="auto" w:after="60"/>
       </w:pPr>
       <w:r>
         <w:t>Insolvenzplan AG Erfurt 60 IN 188/26 rechtskräftig bestätigt 25.06.2026.</w:t>
@@ -63,6 +88,7 @@
     <w:p>
       <w:pPr>
         <w:pStyle w:val="ListBullet"/>
+        <w:spacing w:line="259" w:lineRule="auto" w:after="60"/>
       </w:pPr>
       <w:r>
         <w:t>§ 3a IV EStG-Antrag durch StB Engelmeier erst am 02.07.2026 eingereicht, sieben Tage nach Plan-Bestätigung.</w:t>
@@ -71,6 +97,7 @@
     <w:p>
       <w:pPr>
         <w:pStyle w:val="ListBullet"/>
+        <w:spacing w:line="259" w:lineRule="auto" w:after="60"/>
       </w:pPr>
       <w:r>
         <w:t>KSt-Bescheid 2026 erwartet März 2027 nach Steuererklaerungs-Abgabe 31.10.2026 (verlängert).</w:t>
@@ -79,6 +106,7 @@
     <w:p>
       <w:pPr>
         <w:pStyle w:val="ListBullet"/>
+        <w:spacing w:line="259" w:lineRule="auto" w:after="60"/>
       </w:pPr>
       <w:r>
         <w:t>Risiko Versagung der Steuerbefreiung: KSt 3,9 Mio EUR + Soli 0,2 Mio EUR + GewSt 3,95 Mio EUR = ca. 8 Mio EUR.</w:t>
@@ -87,6 +115,7 @@
     <w:p>
       <w:pPr>
         <w:pStyle w:val="ListBullet"/>
+        <w:spacing w:line="259" w:lineRule="auto" w:after="60"/>
       </w:pPr>
       <w:r>
         <w:t>Plan-Liquidität vorgesehen ohne diese Steuerlast — bei Versagung wäre Plan-Insolvenz akut.</w:t>
@@ -95,6 +124,7 @@
     <w:p>
       <w:pPr>
         <w:pStyle w:val="Heading2"/>
+        <w:spacing w:line="259" w:lineRule="auto" w:after="60"/>
       </w:pPr>
       <w:r>
         <w:rPr>
@@ -106,6 +136,7 @@
     <w:p>
       <w:pPr>
         <w:pStyle w:val="Heading3"/>
+        <w:spacing w:line="259" w:lineRule="auto" w:after="60"/>
       </w:pPr>
       <w:r>
         <w:rPr>
@@ -116,6 +147,7 @@
     </w:p>
     <w:p>
       <w:pPr>
+        <w:spacing w:line="259" w:lineRule="auto" w:after="60"/>
         <w:jc w:val="left"/>
       </w:pPr>
       <w:r>
@@ -125,6 +157,7 @@
     <w:p>
       <w:pPr>
         <w:pStyle w:val="Heading3"/>
+        <w:spacing w:line="259" w:lineRule="auto" w:after="60"/>
       </w:pPr>
       <w:r>
         <w:rPr>
@@ -135,6 +168,7 @@
     </w:p>
     <w:p>
       <w:pPr>
+        <w:spacing w:line="259" w:lineRule="auto" w:after="60"/>
         <w:jc w:val="left"/>
       </w:pPr>
       <w:r>
@@ -149,6 +183,7 @@
     </w:p>
     <w:p>
       <w:pPr>
+        <w:spacing w:line="259" w:lineRule="auto" w:after="60"/>
         <w:jc w:val="left"/>
       </w:pPr>
       <w:r>
@@ -172,6 +207,7 @@
     </w:p>
     <w:p>
       <w:pPr>
+        <w:spacing w:line="259" w:lineRule="auto" w:after="60"/>
         <w:jc w:val="left"/>
       </w:pPr>
       <w:r>
@@ -187,6 +223,7 @@
     <w:p>
       <w:pPr>
         <w:pStyle w:val="Heading3"/>
+        <w:spacing w:line="259" w:lineRule="auto" w:after="60"/>
       </w:pPr>
       <w:r>
         <w:rPr>
@@ -197,6 +234,7 @@
     </w:p>
     <w:p>
       <w:pPr>
+        <w:spacing w:line="259" w:lineRule="auto" w:after="60"/>
         <w:jc w:val="left"/>
       </w:pPr>
       <w:r>
@@ -215,6 +253,7 @@
     <w:p>
       <w:pPr>
         <w:pStyle w:val="Heading2"/>
+        <w:spacing w:line="259" w:lineRule="auto" w:after="60"/>
       </w:pPr>
       <w:r>
         <w:rPr>
@@ -226,6 +265,7 @@
     <w:p>
       <w:pPr>
         <w:pStyle w:val="Heading3"/>
+        <w:spacing w:line="259" w:lineRule="auto" w:after="60"/>
       </w:pPr>
       <w:r>
         <w:rPr>
@@ -236,6 +276,7 @@
     </w:p>
     <w:p>
       <w:pPr>
+        <w:spacing w:line="259" w:lineRule="auto" w:after="60"/>
         <w:jc w:val="left"/>
       </w:pPr>
       <w:r>
@@ -245,6 +286,7 @@
     <w:p>
       <w:pPr>
         <w:pStyle w:val="Heading3"/>
+        <w:spacing w:line="259" w:lineRule="auto" w:after="60"/>
       </w:pPr>
       <w:r>
         <w:rPr>
@@ -255,6 +297,7 @@
     </w:p>
     <w:p>
       <w:pPr>
+        <w:spacing w:line="259" w:lineRule="auto" w:after="60"/>
         <w:jc w:val="left"/>
       </w:pPr>
       <w:r>
@@ -269,6 +312,7 @@
     </w:p>
     <w:p>
       <w:pPr>
+        <w:spacing w:line="259" w:lineRule="auto" w:after="60"/>
         <w:jc w:val="left"/>
       </w:pPr>
       <w:r>
@@ -284,6 +328,7 @@
     <w:p>
       <w:pPr>
         <w:pStyle w:val="ListBullet"/>
+        <w:spacing w:line="259" w:lineRule="auto" w:after="60"/>
       </w:pPr>
       <w:r>
         <w:t>die Mail vom 24.05.2026 (Drosselberg) eine konkrete Aufforderung zum Einreichen bis 25.05.2026 enthielt,</w:t>
@@ -292,6 +337,7 @@
     <w:p>
       <w:pPr>
         <w:pStyle w:val="ListBullet"/>
+        <w:spacing w:line="259" w:lineRule="auto" w:after="60"/>
       </w:pPr>
       <w:r>
         <w:t>die Verbindliche Auskunft des FA Erfurt vom 11.05.2026 die FG-Koeln-Linie ausdrücklich erwähnte und Rechtzeitigkeit anmahnte,</w:t>
@@ -300,6 +346,7 @@
     <w:p>
       <w:pPr>
         <w:pStyle w:val="ListBullet"/>
+        <w:spacing w:line="259" w:lineRule="auto" w:after="60"/>
       </w:pPr>
       <w:r>
         <w:t>die Plan-Bestätigung am 25.06.2026 ein klarer Zeitpunkt war.</w:t>
@@ -307,6 +354,7 @@
     </w:p>
     <w:p>
       <w:pPr>
+        <w:spacing w:line="259" w:lineRule="auto" w:after="60"/>
         <w:jc w:val="left"/>
       </w:pPr>
       <w:r>
@@ -315,6 +363,7 @@
     </w:p>
     <w:p>
       <w:pPr>
+        <w:spacing w:line="259" w:lineRule="auto" w:after="60"/>
         <w:jc w:val="left"/>
       </w:pPr>
       <w:r>
@@ -329,6 +378,7 @@
     </w:p>
     <w:p>
       <w:pPr>
+        <w:spacing w:line="259" w:lineRule="auto" w:after="60"/>
         <w:jc w:val="left"/>
       </w:pPr>
       <w:r>
@@ -340,6 +390,7 @@
     </w:p>
     <w:p>
       <w:pPr>
+        <w:spacing w:line="259" w:lineRule="auto" w:after="60"/>
         <w:jc w:val="left"/>
       </w:pPr>
       <w:r>
@@ -483,6 +534,7 @@
     </w:tbl>
     <w:p>
       <w:pPr>
+        <w:spacing w:line="259" w:lineRule="auto" w:after="60"/>
         <w:jc w:val="left"/>
       </w:pPr>
       <w:r>
@@ -594,6 +646,7 @@
     </w:tbl>
     <w:p>
       <w:pPr>
+        <w:spacing w:line="259" w:lineRule="auto" w:after="60"/>
         <w:jc w:val="left"/>
       </w:pPr>
       <w:r>
@@ -618,6 +671,7 @@
     <w:p>
       <w:pPr>
         <w:pStyle w:val="Heading3"/>
+        <w:spacing w:line="259" w:lineRule="auto" w:after="60"/>
       </w:pPr>
       <w:r>
         <w:rPr>
@@ -628,6 +682,7 @@
     </w:p>
     <w:p>
       <w:pPr>
+        <w:spacing w:line="259" w:lineRule="auto" w:after="60"/>
         <w:jc w:val="left"/>
       </w:pPr>
       <w:r>
@@ -643,6 +698,7 @@
     <w:p>
       <w:pPr>
         <w:pStyle w:val="ListNumber"/>
+        <w:spacing w:line="259" w:lineRule="auto" w:after="60"/>
       </w:pPr>
       <w:r>
         <w:rPr>
@@ -657,6 +713,7 @@
     <w:p>
       <w:pPr>
         <w:pStyle w:val="ListNumber"/>
+        <w:spacing w:line="259" w:lineRule="auto" w:after="60"/>
       </w:pPr>
       <w:r>
         <w:rPr>
@@ -671,6 +728,7 @@
     <w:p>
       <w:pPr>
         <w:pStyle w:val="ListNumber"/>
+        <w:spacing w:line="259" w:lineRule="auto" w:after="60"/>
       </w:pPr>
       <w:r>
         <w:rPr>
@@ -685,6 +743,7 @@
     <w:p>
       <w:pPr>
         <w:pStyle w:val="Heading2"/>
+        <w:spacing w:line="259" w:lineRule="auto" w:after="60"/>
       </w:pPr>
       <w:r>
         <w:rPr>
@@ -695,6 +754,7 @@
     </w:p>
     <w:p>
       <w:pPr>
+        <w:spacing w:line="259" w:lineRule="auto" w:after="60"/>
         <w:jc w:val="left"/>
       </w:pPr>
       <w:r>
@@ -713,6 +773,7 @@
     <w:p>
       <w:pPr>
         <w:pStyle w:val="ListNumber"/>
+        <w:spacing w:line="259" w:lineRule="auto" w:after="60"/>
       </w:pPr>
       <w:r>
         <w:t xml:space="preserve">Eine Steuerverkuerzung verlangt vorsätzliches oder leichtfertiges Verkürzen der Steuer </w:t>
@@ -730,6 +791,7 @@
     <w:p>
       <w:pPr>
         <w:pStyle w:val="ListNumber"/>
+        <w:spacing w:line="259" w:lineRule="auto" w:after="60"/>
       </w:pPr>
       <w:r>
         <w:t>Der verspätete Antrag wirkt zugunsten der Finanzbehörden (mehr Steuer), nicht zu deren Lasten.</w:t>
@@ -738,6 +800,7 @@
     <w:p>
       <w:pPr>
         <w:pStyle w:val="ListNumber"/>
+        <w:spacing w:line="259" w:lineRule="auto" w:after="60"/>
       </w:pPr>
       <w:r>
         <w:t>Ein Beihilfevorwurf nach § 27 StGB ist mangels Haupttat ausgeschlossen.</w:t>
@@ -745,6 +808,7 @@
     </w:p>
     <w:p>
       <w:pPr>
+        <w:spacing w:line="259" w:lineRule="auto" w:after="60"/>
         <w:jc w:val="left"/>
       </w:pPr>
       <w:r>
@@ -754,6 +818,7 @@
     <w:p>
       <w:pPr>
         <w:pStyle w:val="Heading2"/>
+        <w:spacing w:line="259" w:lineRule="auto" w:after="60"/>
       </w:pPr>
       <w:r>
         <w:rPr>
@@ -765,6 +830,7 @@
     <w:p>
       <w:pPr>
         <w:pStyle w:val="ListNumber"/>
+        <w:spacing w:line="259" w:lineRule="auto" w:after="60"/>
       </w:pPr>
       <w:r>
         <w:t>Mandantin Grossbach: Bilanzielle Rückstellung 8 Mio EUR Steuerlast 2026 und 8 Mio EUR Forderung gegen Engelmeier-Versicherung.</w:t>
@@ -773,6 +839,7 @@
     <w:p>
       <w:pPr>
         <w:pStyle w:val="ListNumber"/>
+        <w:spacing w:line="259" w:lineRule="auto" w:after="60"/>
       </w:pPr>
       <w:r>
         <w:t>Sofortige Kontaktaufnahme zur Versicherung des StB.</w:t>
@@ -781,6 +848,7 @@
     <w:p>
       <w:pPr>
         <w:pStyle w:val="ListNumber"/>
+        <w:spacing w:line="259" w:lineRule="auto" w:after="60"/>
       </w:pPr>
       <w:r>
         <w:t>Vorbereitung Anhörungsverfahren mit dem FA Erfurt (vor KSt-Bescheid 2026).</w:t>
@@ -789,6 +857,7 @@
     <w:p>
       <w:pPr>
         <w:pStyle w:val="ListNumber"/>
+        <w:spacing w:line="259" w:lineRule="auto" w:after="60"/>
       </w:pPr>
       <w:r>
         <w:t>Vorbereitung Einspruch und AdV.</w:t>
@@ -797,6 +866,7 @@
     <w:p>
       <w:pPr>
         <w:pStyle w:val="ListNumber"/>
+        <w:spacing w:line="259" w:lineRule="auto" w:after="60"/>
       </w:pPr>
       <w:r>
         <w:t>Vorbereitung Klageverfahren beim FG Thüringen.</w:t>
@@ -804,6 +874,7 @@
     </w:p>
     <w:p>
       <w:pPr>
+        <w:spacing w:line="259" w:lineRule="auto" w:after="60"/>
         <w:jc w:val="left"/>
       </w:pPr>
       <w:r>
@@ -818,6 +889,7 @@
     </w:p>
     <w:p>
       <w:pPr>
+        <w:spacing w:line="259" w:lineRule="auto" w:after="60"/>
         <w:jc w:val="left"/>
       </w:pPr>
       <w:r>
@@ -825,13 +897,58 @@
       </w:r>
     </w:p>
     <w:sectPr>
+      <w:headerReference w:type="default" r:id="rId9"/>
+      <w:footerReference w:type="default" r:id="rId10"/>
       <w:pgSz w:w="11906" w:h="16838"/>
-      <w:pgMar w:top="1417" w:right="1417" w:bottom="1417" w:left="1417" w:header="720" w:footer="720" w:gutter="0"/>
+      <w:pgMar w:top="1191" w:right="1247" w:bottom="1134" w:left="1361" w:header="720" w:footer="720" w:gutter="0"/>
       <w:cols w:space="720"/>
       <w:docGrid w:linePitch="360"/>
     </w:sectPr>
   </w:body>
 </w:document>
+</file>
+
+<file path=word/footer1.xml><?xml version="1.0" encoding="utf-8"?>
+<w:ftr xmlns:m="http://schemas.openxmlformats.org/officeDocument/2006/math" xmlns:mc="http://schemas.openxmlformats.org/markup-compatibility/2006" xmlns:mo="http://schemas.microsoft.com/office/mac/office/2008/main" xmlns:mv="urn:schemas-microsoft-com:mac:vml" xmlns:o="urn:schemas-microsoft-com:office:office" xmlns:r="http://schemas.openxmlformats.org/officeDocument/2006/relationships" xmlns:v="urn:schemas-microsoft-com:vml" xmlns:w10="urn:schemas-microsoft-com:office:word" xmlns:w14="http://schemas.microsoft.com/office/word/2010/wordml" xmlns:w="http://schemas.openxmlformats.org/wordprocessingml/2006/main" xmlns:wne="http://schemas.microsoft.com/office/word/2006/wordml" xmlns:wp14="http://schemas.microsoft.com/office/word/2010/wordprocessingDrawing" xmlns:wp="http://schemas.openxmlformats.org/drawingml/2006/wordprocessingDrawing" xmlns:wpc="http://schemas.microsoft.com/office/word/2010/wordprocessingCanvas" xmlns:wpg="http://schemas.microsoft.com/office/word/2010/wordprocessingGroup" xmlns:wpi="http://schemas.microsoft.com/office/word/2010/wordprocessingInk" xmlns:wps="http://schemas.microsoft.com/office/word/2010/wordprocessingShape" mc:Ignorable="w14 wp14">
+  <w:p>
+    <w:pPr>
+      <w:pStyle w:val="Footer"/>
+      <w:jc w:val="left"/>
+    </w:pPr>
+    <w:r/>
+    <w:r>
+      <w:rPr>
+        <w:rFonts w:ascii="Times New Roman" w:hAnsi="Times New Roman"/>
+        <w:b w:val="0"/>
+        <w:color w:val="777777"/>
+        <w:sz w:val="17"/>
+      </w:rPr>
+      <w:t>Vertraulich | Bearbeitungsstand Juli 2026 | nur zur Aktenbearbeitung</w:t>
+    </w:r>
+  </w:p>
+</w:ftr>
+</file>
+
+<file path=word/header1.xml><?xml version="1.0" encoding="utf-8"?>
+<w:hdr xmlns:m="http://schemas.openxmlformats.org/officeDocument/2006/math" xmlns:mc="http://schemas.openxmlformats.org/markup-compatibility/2006" xmlns:mo="http://schemas.microsoft.com/office/mac/office/2008/main" xmlns:mv="urn:schemas-microsoft-com:mac:vml" xmlns:o="urn:schemas-microsoft-com:office:office" xmlns:r="http://schemas.openxmlformats.org/officeDocument/2006/relationships" xmlns:v="urn:schemas-microsoft-com:vml" xmlns:w10="urn:schemas-microsoft-com:office:word" xmlns:w14="http://schemas.microsoft.com/office/word/2010/wordml" xmlns:w="http://schemas.openxmlformats.org/wordprocessingml/2006/main" xmlns:wne="http://schemas.microsoft.com/office/word/2006/wordml" xmlns:wp14="http://schemas.microsoft.com/office/word/2010/wordprocessingDrawing" xmlns:wp="http://schemas.openxmlformats.org/drawingml/2006/wordprocessingDrawing" xmlns:wpc="http://schemas.microsoft.com/office/word/2010/wordprocessingCanvas" xmlns:wpg="http://schemas.microsoft.com/office/word/2010/wordprocessingGroup" xmlns:wpi="http://schemas.microsoft.com/office/word/2010/wordprocessingInk" xmlns:wps="http://schemas.microsoft.com/office/word/2010/wordprocessingShape" mc:Ignorable="w14 wp14">
+  <w:p>
+    <w:pPr>
+      <w:pStyle w:val="Header"/>
+      <w:jc w:val="left"/>
+    </w:pPr>
+    <w:r/>
+    <w:r>
+      <w:rPr>
+        <w:rFonts w:ascii="Times New Roman" w:hAnsi="Times New Roman"/>
+        <w:b w:val="0"/>
+        <w:i w:val="0"/>
+        <w:color w:val="666666"/>
+        <w:sz w:val="17"/>
+      </w:rPr>
+      <w:t>Lindenhof und Partner mbB | Insolvenz- und Restrukturierungsakte | Bearbeitungsstand Juli 2026</w:t>
+    </w:r>
+  </w:p>
+</w:hdr>
 </file>
 
 <file path=word/numbering.xml><?xml version="1.0" encoding="utf-8"?>
@@ -1548,11 +1665,12 @@
       <w:contextualSpacing/>
     </w:pPr>
     <w:rPr>
-      <w:rFonts w:asciiTheme="majorHAnsi" w:eastAsiaTheme="majorEastAsia" w:hAnsiTheme="majorHAnsi" w:cstheme="majorBidi"/>
+      <w:rFonts w:asciiTheme="majorHAnsi" w:eastAsiaTheme="majorEastAsia" w:hAnsiTheme="majorHAnsi" w:cstheme="majorBidi" w:ascii="Times New Roman" w:hAnsi="Times New Roman"/>
+      <w:b/>
       <w:color w:val="17365D" w:themeColor="text2" w:themeShade="BF"/>
       <w:spacing w:val="5"/>
       <w:kern w:val="28"/>
-      <w:sz w:val="52"/>
+      <w:sz w:val="30"/>
       <w:szCs w:val="52"/>
     </w:rPr>
   </w:style>
